--- a/mode_docx_gen/pmi_gz/template.docx
+++ b/mode_docx_gen/pmi_gz/template.docx
@@ -219,21 +219,35 @@
                 <w:sz w:val="22"/>
                 <w:highlight w:val="yellow"/>
               </w:rPr>
-              <w:t>ЮНИТ-М319-</w:t>
-            </w:r>
-            <w:r>
-              <w:rPr>
-                <w:sz w:val="22"/>
-                <w:highlight w:val="red"/>
-              </w:rPr>
-              <w:t>ОЛ</w:t>
+              <w:t>ЮНИТ-М319</w:t>
             </w:r>
             <w:r>
               <w:rPr>
                 <w:sz w:val="22"/>
                 <w:highlight w:val="yellow"/>
               </w:rPr>
-              <w:t>-Р02с-B021-В021-В001-К001-К003-M046-5400-x-C02.00</w:t>
+              <w:t>-</w:t>
+            </w:r>
+            <w:r>
+              <w:rPr>
+                <w:sz w:val="22"/>
+                <w:highlight w:val="yellow"/>
+              </w:rPr>
+              <w:t>Т</w:t>
+            </w:r>
+            <w:r>
+              <w:rPr>
+                <w:sz w:val="22"/>
+                <w:highlight w:val="yellow"/>
+              </w:rPr>
+              <w:t>-Р02с</w:t>
+            </w:r>
+            <w:r>
+              <w:rPr>
+                <w:sz w:val="22"/>
+                <w:highlight w:val="yellow"/>
+              </w:rPr>
+              <w:t>-B021-В021-В001-К001-К003-M046-5400-x-C02.00</w:t>
             </w:r>
           </w:p>
         </w:tc>
@@ -463,7 +477,7 @@
       <w:r>
         <w:fldChar w:fldCharType="separate"/>
       </w:r>
-      <w:hyperlink w:anchor="_Toc195106510" w:history="1">
+      <w:hyperlink w:anchor="_Toc195106687" w:history="1">
         <w:r>
           <w:rPr>
             <w:rStyle w:val="af4"/>
@@ -507,7 +521,7 @@
             <w:noProof/>
             <w:webHidden/>
           </w:rPr>
-          <w:instrText xml:space="preserve"> PAGEREF _Toc195106510 \h </w:instrText>
+          <w:instrText xml:space="preserve"> PAGEREF _Toc195106687 \h </w:instrText>
         </w:r>
         <w:r>
           <w:rPr>
@@ -549,7 +563,7 @@
           <w:lang w:val="en-US"/>
         </w:rPr>
       </w:pPr>
-      <w:hyperlink w:anchor="_Toc195106511" w:history="1">
+      <w:hyperlink w:anchor="_Toc195106688" w:history="1">
         <w:r>
           <w:rPr>
             <w:rStyle w:val="af4"/>
@@ -576,7 +590,7 @@
             <w:noProof/>
             <w:webHidden/>
           </w:rPr>
-          <w:instrText xml:space="preserve"> PAGEREF _Toc195106511 \h </w:instrText>
+          <w:instrText xml:space="preserve"> PAGEREF _Toc195106688 \h </w:instrText>
         </w:r>
         <w:r>
           <w:rPr>
@@ -618,7 +632,7 @@
           <w:lang w:val="en-US"/>
         </w:rPr>
       </w:pPr>
-      <w:hyperlink w:anchor="_Toc195106512" w:history="1">
+      <w:hyperlink w:anchor="_Toc195106689" w:history="1">
         <w:r>
           <w:rPr>
             <w:rStyle w:val="af4"/>
@@ -645,7 +659,7 @@
             <w:noProof/>
             <w:webHidden/>
           </w:rPr>
-          <w:instrText xml:space="preserve"> PAGEREF _Toc195106512 \h </w:instrText>
+          <w:instrText xml:space="preserve"> PAGEREF _Toc195106689 \h </w:instrText>
         </w:r>
         <w:r>
           <w:rPr>
@@ -687,7 +701,7 @@
           <w:lang w:val="en-US"/>
         </w:rPr>
       </w:pPr>
-      <w:hyperlink w:anchor="_Toc195106513" w:history="1">
+      <w:hyperlink w:anchor="_Toc195106690" w:history="1">
         <w:r>
           <w:rPr>
             <w:rStyle w:val="af4"/>
@@ -714,7 +728,7 @@
             <w:noProof/>
             <w:webHidden/>
           </w:rPr>
-          <w:instrText xml:space="preserve"> PAGEREF _Toc195106513 \h </w:instrText>
+          <w:instrText xml:space="preserve"> PAGEREF _Toc195106690 \h </w:instrText>
         </w:r>
         <w:r>
           <w:rPr>
@@ -756,7 +770,7 @@
           <w:lang w:val="en-US"/>
         </w:rPr>
       </w:pPr>
-      <w:hyperlink w:anchor="_Toc195106514" w:history="1">
+      <w:hyperlink w:anchor="_Toc195106691" w:history="1">
         <w:r>
           <w:rPr>
             <w:rStyle w:val="af4"/>
@@ -783,7 +797,7 @@
             <w:noProof/>
             <w:webHidden/>
           </w:rPr>
-          <w:instrText xml:space="preserve"> PAGEREF _Toc195106514 \h </w:instrText>
+          <w:instrText xml:space="preserve"> PAGEREF _Toc195106691 \h </w:instrText>
         </w:r>
         <w:r>
           <w:rPr>
@@ -825,7 +839,7 @@
           <w:lang w:val="en-US"/>
         </w:rPr>
       </w:pPr>
-      <w:hyperlink w:anchor="_Toc195106515" w:history="1">
+      <w:hyperlink w:anchor="_Toc195106692" w:history="1">
         <w:r>
           <w:rPr>
             <w:rStyle w:val="af4"/>
@@ -852,7 +866,7 @@
             <w:noProof/>
             <w:webHidden/>
           </w:rPr>
-          <w:instrText xml:space="preserve"> PAGEREF _Toc195106515 \h </w:instrText>
+          <w:instrText xml:space="preserve"> PAGEREF _Toc195106692 \h </w:instrText>
         </w:r>
         <w:r>
           <w:rPr>
@@ -894,7 +908,7 @@
           <w:lang w:val="en-US"/>
         </w:rPr>
       </w:pPr>
-      <w:hyperlink w:anchor="_Toc195106516" w:history="1">
+      <w:hyperlink w:anchor="_Toc195106693" w:history="1">
         <w:r>
           <w:rPr>
             <w:rStyle w:val="af4"/>
@@ -921,7 +935,7 @@
             <w:noProof/>
             <w:webHidden/>
           </w:rPr>
-          <w:instrText xml:space="preserve"> PAGEREF _Toc195106516 \h </w:instrText>
+          <w:instrText xml:space="preserve"> PAGEREF _Toc195106693 \h </w:instrText>
         </w:r>
         <w:r>
           <w:rPr>
@@ -963,7 +977,7 @@
           <w:lang w:val="en-US"/>
         </w:rPr>
       </w:pPr>
-      <w:hyperlink w:anchor="_Toc195106517" w:history="1">
+      <w:hyperlink w:anchor="_Toc195106694" w:history="1">
         <w:r>
           <w:rPr>
             <w:rStyle w:val="af4"/>
@@ -990,7 +1004,7 @@
             <w:noProof/>
             <w:webHidden/>
           </w:rPr>
-          <w:instrText xml:space="preserve"> PAGEREF _Toc195106517 \h </w:instrText>
+          <w:instrText xml:space="preserve"> PAGEREF _Toc195106694 \h </w:instrText>
         </w:r>
         <w:r>
           <w:rPr>
@@ -1036,7 +1050,7 @@
           <w:lang w:val="en-US"/>
         </w:rPr>
       </w:pPr>
-      <w:hyperlink w:anchor="_Toc195106518" w:history="1">
+      <w:hyperlink w:anchor="_Toc195106695" w:history="1">
         <w:r>
           <w:rPr>
             <w:rStyle w:val="af4"/>
@@ -1080,7 +1094,7 @@
             <w:noProof/>
             <w:webHidden/>
           </w:rPr>
-          <w:instrText xml:space="preserve"> PAGEREF _Toc195106518 \h </w:instrText>
+          <w:instrText xml:space="preserve"> PAGEREF _Toc195106695 \h </w:instrText>
         </w:r>
         <w:r>
           <w:rPr>
@@ -1122,7 +1136,7 @@
           <w:lang w:val="en-US"/>
         </w:rPr>
       </w:pPr>
-      <w:hyperlink w:anchor="_Toc195106519" w:history="1">
+      <w:hyperlink w:anchor="_Toc195106696" w:history="1">
         <w:r>
           <w:rPr>
             <w:rStyle w:val="af4"/>
@@ -1149,7 +1163,7 @@
             <w:noProof/>
             <w:webHidden/>
           </w:rPr>
-          <w:instrText xml:space="preserve"> PAGEREF _Toc195106519 \h </w:instrText>
+          <w:instrText xml:space="preserve"> PAGEREF _Toc195106696 \h </w:instrText>
         </w:r>
         <w:r>
           <w:rPr>
@@ -1191,7 +1205,7 @@
           <w:lang w:val="en-US"/>
         </w:rPr>
       </w:pPr>
-      <w:hyperlink w:anchor="_Toc195106520" w:history="1">
+      <w:hyperlink w:anchor="_Toc195106697" w:history="1">
         <w:r>
           <w:rPr>
             <w:rStyle w:val="af4"/>
@@ -1218,7 +1232,7 @@
             <w:noProof/>
             <w:webHidden/>
           </w:rPr>
-          <w:instrText xml:space="preserve"> PAGEREF _Toc195106520 \h </w:instrText>
+          <w:instrText xml:space="preserve"> PAGEREF _Toc195106697 \h </w:instrText>
         </w:r>
         <w:r>
           <w:rPr>
@@ -1260,7 +1274,7 @@
           <w:lang w:val="en-US"/>
         </w:rPr>
       </w:pPr>
-      <w:hyperlink w:anchor="_Toc195106521" w:history="1">
+      <w:hyperlink w:anchor="_Toc195106698" w:history="1">
         <w:r>
           <w:rPr>
             <w:rStyle w:val="af4"/>
@@ -1287,7 +1301,7 @@
             <w:noProof/>
             <w:webHidden/>
           </w:rPr>
-          <w:instrText xml:space="preserve"> PAGEREF _Toc195106521 \h </w:instrText>
+          <w:instrText xml:space="preserve"> PAGEREF _Toc195106698 \h </w:instrText>
         </w:r>
         <w:r>
           <w:rPr>
@@ -1329,7 +1343,7 @@
           <w:lang w:val="en-US"/>
         </w:rPr>
       </w:pPr>
-      <w:hyperlink w:anchor="_Toc195106522" w:history="1">
+      <w:hyperlink w:anchor="_Toc195106699" w:history="1">
         <w:r>
           <w:rPr>
             <w:rStyle w:val="af4"/>
@@ -1356,7 +1370,7 @@
             <w:noProof/>
             <w:webHidden/>
           </w:rPr>
-          <w:instrText xml:space="preserve"> PAGEREF _Toc195106522 \h </w:instrText>
+          <w:instrText xml:space="preserve"> PAGEREF _Toc195106699 \h </w:instrText>
         </w:r>
         <w:r>
           <w:rPr>
@@ -1398,7 +1412,7 @@
           <w:lang w:val="en-US"/>
         </w:rPr>
       </w:pPr>
-      <w:hyperlink w:anchor="_Toc195106523" w:history="1">
+      <w:hyperlink w:anchor="_Toc195106700" w:history="1">
         <w:r>
           <w:rPr>
             <w:rStyle w:val="af4"/>
@@ -1425,7 +1439,7 @@
             <w:noProof/>
             <w:webHidden/>
           </w:rPr>
-          <w:instrText xml:space="preserve"> PAGEREF _Toc195106523 \h </w:instrText>
+          <w:instrText xml:space="preserve"> PAGEREF _Toc195106700 \h </w:instrText>
         </w:r>
         <w:r>
           <w:rPr>
@@ -1467,27 +1481,13 @@
           <w:lang w:val="en-US"/>
         </w:rPr>
       </w:pPr>
-      <w:hyperlink w:anchor="_Toc195106524" w:history="1">
+      <w:hyperlink w:anchor="_Toc195106701" w:history="1">
         <w:r>
           <w:rPr>
             <w:rStyle w:val="af4"/>
             <w:noProof/>
           </w:rPr>
-          <w:t>2.6 Проверка функции ЛО ГЗ Р</w:t>
-        </w:r>
-        <w:r>
-          <w:rPr>
-            <w:rStyle w:val="af4"/>
-            <w:noProof/>
-          </w:rPr>
-          <w:t>П</w:t>
-        </w:r>
-        <w:r>
-          <w:rPr>
-            <w:rStyle w:val="af4"/>
-            <w:noProof/>
-          </w:rPr>
-          <w:t>Н</w:t>
+          <w:t>2.6 Проверка функции ЛО ГЗ РПН</w:t>
         </w:r>
         <w:r>
           <w:rPr>
@@ -1508,7 +1508,7 @@
             <w:noProof/>
             <w:webHidden/>
           </w:rPr>
-          <w:instrText xml:space="preserve"> PAGEREF _Toc195106524 \h </w:instrText>
+          <w:instrText xml:space="preserve"> PAGEREF _Toc195106701 \h </w:instrText>
         </w:r>
         <w:r>
           <w:rPr>
@@ -1550,7 +1550,7 @@
           <w:lang w:val="en-US"/>
         </w:rPr>
       </w:pPr>
-      <w:hyperlink w:anchor="_Toc195106525" w:history="1">
+      <w:hyperlink w:anchor="_Toc195106702" w:history="1">
         <w:r>
           <w:rPr>
             <w:rStyle w:val="af4"/>
@@ -1577,7 +1577,7 @@
             <w:noProof/>
             <w:webHidden/>
           </w:rPr>
-          <w:instrText xml:space="preserve"> PAGEREF _Toc195106525 \h </w:instrText>
+          <w:instrText xml:space="preserve"> PAGEREF _Toc195106702 \h </w:instrText>
         </w:r>
         <w:r>
           <w:rPr>
@@ -1597,7 +1597,7 @@
             <w:noProof/>
             <w:webHidden/>
           </w:rPr>
-          <w:t>18</w:t>
+          <w:t>21</w:t>
         </w:r>
         <w:r>
           <w:rPr>
@@ -1619,7 +1619,7 @@
           <w:lang w:val="en-US"/>
         </w:rPr>
       </w:pPr>
-      <w:hyperlink w:anchor="_Toc195106526" w:history="1">
+      <w:hyperlink w:anchor="_Toc195106703" w:history="1">
         <w:r>
           <w:rPr>
             <w:rStyle w:val="af4"/>
@@ -1646,7 +1646,7 @@
             <w:noProof/>
             <w:webHidden/>
           </w:rPr>
-          <w:instrText xml:space="preserve"> PAGEREF _Toc195106526 \h </w:instrText>
+          <w:instrText xml:space="preserve"> PAGEREF _Toc195106703 \h </w:instrText>
         </w:r>
         <w:r>
           <w:rPr>
@@ -1666,7 +1666,7 @@
             <w:noProof/>
             <w:webHidden/>
           </w:rPr>
-          <w:t>23</w:t>
+          <w:t>26</w:t>
         </w:r>
         <w:r>
           <w:rPr>
@@ -1688,7 +1688,7 @@
           <w:lang w:val="en-US"/>
         </w:rPr>
       </w:pPr>
-      <w:hyperlink w:anchor="_Toc195106527" w:history="1">
+      <w:hyperlink w:anchor="_Toc195106704" w:history="1">
         <w:r>
           <w:rPr>
             <w:rStyle w:val="af4"/>
@@ -1715,7 +1715,7 @@
             <w:noProof/>
             <w:webHidden/>
           </w:rPr>
-          <w:instrText xml:space="preserve"> PAGEREF _Toc195106527 \h </w:instrText>
+          <w:instrText xml:space="preserve"> PAGEREF _Toc195106704 \h </w:instrText>
         </w:r>
         <w:r>
           <w:rPr>
@@ -1735,7 +1735,7 @@
             <w:noProof/>
             <w:webHidden/>
           </w:rPr>
-          <w:t>28</w:t>
+          <w:t>31</w:t>
         </w:r>
         <w:r>
           <w:rPr>
@@ -1757,7 +1757,7 @@
           <w:lang w:val="en-US"/>
         </w:rPr>
       </w:pPr>
-      <w:hyperlink w:anchor="_Toc195106528" w:history="1">
+      <w:hyperlink w:anchor="_Toc195106705" w:history="1">
         <w:r>
           <w:rPr>
             <w:rStyle w:val="af4"/>
@@ -1784,7 +1784,7 @@
             <w:noProof/>
             <w:webHidden/>
           </w:rPr>
-          <w:instrText xml:space="preserve"> PAGEREF _Toc195106528 \h </w:instrText>
+          <w:instrText xml:space="preserve"> PAGEREF _Toc195106705 \h </w:instrText>
         </w:r>
         <w:r>
           <w:rPr>
@@ -1804,7 +1804,7 @@
             <w:noProof/>
             <w:webHidden/>
           </w:rPr>
-          <w:t>34</w:t>
+          <w:t>39</w:t>
         </w:r>
         <w:r>
           <w:rPr>
@@ -1826,7 +1826,7 @@
           <w:lang w:val="en-US"/>
         </w:rPr>
       </w:pPr>
-      <w:hyperlink w:anchor="_Toc195106529" w:history="1">
+      <w:hyperlink w:anchor="_Toc195106706" w:history="1">
         <w:r>
           <w:rPr>
             <w:rStyle w:val="af4"/>
@@ -1853,7 +1853,7 @@
             <w:noProof/>
             <w:webHidden/>
           </w:rPr>
-          <w:instrText xml:space="preserve"> PAGEREF _Toc195106529 \h </w:instrText>
+          <w:instrText xml:space="preserve"> PAGEREF _Toc195106706 \h </w:instrText>
         </w:r>
         <w:r>
           <w:rPr>
@@ -1873,7 +1873,7 @@
             <w:noProof/>
             <w:webHidden/>
           </w:rPr>
-          <w:t>40</w:t>
+          <w:t>45</w:t>
         </w:r>
         <w:r>
           <w:rPr>
@@ -1895,7 +1895,7 @@
           <w:lang w:val="en-US"/>
         </w:rPr>
       </w:pPr>
-      <w:hyperlink w:anchor="_Toc195106530" w:history="1">
+      <w:hyperlink w:anchor="_Toc195106707" w:history="1">
         <w:r>
           <w:rPr>
             <w:rStyle w:val="af4"/>
@@ -1922,76 +1922,7 @@
             <w:noProof/>
             <w:webHidden/>
           </w:rPr>
-          <w:instrText xml:space="preserve"> PAGEREF _Toc195106530 \h </w:instrText>
-        </w:r>
-        <w:r>
-          <w:rPr>
-            <w:noProof/>
-            <w:webHidden/>
-          </w:rPr>
-        </w:r>
-        <w:r>
-          <w:rPr>
-            <w:noProof/>
-            <w:webHidden/>
-          </w:rPr>
-          <w:fldChar w:fldCharType="separate"/>
-        </w:r>
-        <w:r>
-          <w:rPr>
-            <w:noProof/>
-            <w:webHidden/>
-          </w:rPr>
-          <w:t>46</w:t>
-        </w:r>
-        <w:r>
-          <w:rPr>
-            <w:noProof/>
-            <w:webHidden/>
-          </w:rPr>
-          <w:fldChar w:fldCharType="end"/>
-        </w:r>
-      </w:hyperlink>
-    </w:p>
-    <w:p>
-      <w:pPr>
-        <w:pStyle w:val="22"/>
-        <w:rPr>
-          <w:rFonts w:asciiTheme="minorHAnsi" w:eastAsiaTheme="minorEastAsia" w:hAnsiTheme="minorHAnsi"/>
-          <w:noProof/>
-          <w:color w:val="auto"/>
-          <w:sz w:val="22"/>
-          <w:lang w:val="en-US"/>
-        </w:rPr>
-      </w:pPr>
-      <w:hyperlink w:anchor="_Toc195106531" w:history="1">
-        <w:r>
-          <w:rPr>
-            <w:rStyle w:val="af4"/>
-            <w:noProof/>
-          </w:rPr>
-          <w:t>2.13 Проверка функции ЛО ОК</w:t>
-        </w:r>
-        <w:r>
-          <w:rPr>
-            <w:noProof/>
-            <w:webHidden/>
-          </w:rPr>
-          <w:tab/>
-        </w:r>
-        <w:r>
-          <w:rPr>
-            <w:noProof/>
-            <w:webHidden/>
-          </w:rPr>
-          <w:fldChar w:fldCharType="begin"/>
-        </w:r>
-        <w:r>
-          <w:rPr>
-            <w:noProof/>
-            <w:webHidden/>
-          </w:rPr>
-          <w:instrText xml:space="preserve"> PAGEREF _Toc195106531 \h </w:instrText>
+          <w:instrText xml:space="preserve"> PAGEREF _Toc195106707 \h </w:instrText>
         </w:r>
         <w:r>
           <w:rPr>
@@ -2033,13 +1964,13 @@
           <w:lang w:val="en-US"/>
         </w:rPr>
       </w:pPr>
-      <w:hyperlink w:anchor="_Toc195106532" w:history="1">
+      <w:hyperlink w:anchor="_Toc195106708" w:history="1">
         <w:r>
           <w:rPr>
             <w:rStyle w:val="af4"/>
             <w:noProof/>
           </w:rPr>
-          <w:t>2.14 Проверка функции ЛО ДУм расширителя</w:t>
+          <w:t>2.13 Проверка функции ЛО ОК</w:t>
         </w:r>
         <w:r>
           <w:rPr>
@@ -2060,7 +1991,7 @@
             <w:noProof/>
             <w:webHidden/>
           </w:rPr>
-          <w:instrText xml:space="preserve"> PAGEREF _Toc195106532 \h </w:instrText>
+          <w:instrText xml:space="preserve"> PAGEREF _Toc195106708 \h </w:instrText>
         </w:r>
         <w:r>
           <w:rPr>
@@ -2093,6 +2024,75 @@
     </w:p>
     <w:p>
       <w:pPr>
+        <w:pStyle w:val="22"/>
+        <w:rPr>
+          <w:rFonts w:asciiTheme="minorHAnsi" w:eastAsiaTheme="minorEastAsia" w:hAnsiTheme="minorHAnsi"/>
+          <w:noProof/>
+          <w:color w:val="auto"/>
+          <w:sz w:val="22"/>
+          <w:lang w:val="en-US"/>
+        </w:rPr>
+      </w:pPr>
+      <w:hyperlink w:anchor="_Toc195106709" w:history="1">
+        <w:r>
+          <w:rPr>
+            <w:rStyle w:val="af4"/>
+            <w:noProof/>
+          </w:rPr>
+          <w:t>2.14 Проверка функции ЛО ДУм расширителя</w:t>
+        </w:r>
+        <w:r>
+          <w:rPr>
+            <w:noProof/>
+            <w:webHidden/>
+          </w:rPr>
+          <w:tab/>
+        </w:r>
+        <w:r>
+          <w:rPr>
+            <w:noProof/>
+            <w:webHidden/>
+          </w:rPr>
+          <w:fldChar w:fldCharType="begin"/>
+        </w:r>
+        <w:r>
+          <w:rPr>
+            <w:noProof/>
+            <w:webHidden/>
+          </w:rPr>
+          <w:instrText xml:space="preserve"> PAGEREF _Toc195106709 \h </w:instrText>
+        </w:r>
+        <w:r>
+          <w:rPr>
+            <w:noProof/>
+            <w:webHidden/>
+          </w:rPr>
+        </w:r>
+        <w:r>
+          <w:rPr>
+            <w:noProof/>
+            <w:webHidden/>
+          </w:rPr>
+          <w:fldChar w:fldCharType="separate"/>
+        </w:r>
+        <w:r>
+          <w:rPr>
+            <w:noProof/>
+            <w:webHidden/>
+          </w:rPr>
+          <w:t>61</w:t>
+        </w:r>
+        <w:r>
+          <w:rPr>
+            <w:noProof/>
+            <w:webHidden/>
+          </w:rPr>
+          <w:fldChar w:fldCharType="end"/>
+        </w:r>
+      </w:hyperlink>
+    </w:p>
+    <w:p>
+      <w:pPr>
         <w:pStyle w:val="12"/>
         <w:tabs>
           <w:tab w:val="left" w:pos="567"/>
@@ -2106,7 +2106,7 @@
           <w:lang w:val="en-US"/>
         </w:rPr>
       </w:pPr>
-      <w:hyperlink w:anchor="_Toc195106533" w:history="1">
+      <w:hyperlink w:anchor="_Toc195106710" w:history="1">
         <w:r>
           <w:rPr>
             <w:rStyle w:val="af4"/>
@@ -2150,490 +2150,7 @@
             <w:noProof/>
             <w:webHidden/>
           </w:rPr>
-          <w:instrText xml:space="preserve"> PAGEREF _Toc195106533 \h </w:instrText>
-        </w:r>
-        <w:r>
-          <w:rPr>
-            <w:noProof/>
-            <w:webHidden/>
-          </w:rPr>
-        </w:r>
-        <w:r>
-          <w:rPr>
-            <w:noProof/>
-            <w:webHidden/>
-          </w:rPr>
-          <w:fldChar w:fldCharType="separate"/>
-        </w:r>
-        <w:r>
-          <w:rPr>
-            <w:noProof/>
-            <w:webHidden/>
-          </w:rPr>
-          <w:t>61</w:t>
-        </w:r>
-        <w:r>
-          <w:rPr>
-            <w:noProof/>
-            <w:webHidden/>
-          </w:rPr>
-          <w:fldChar w:fldCharType="end"/>
-        </w:r>
-      </w:hyperlink>
-    </w:p>
-    <w:p>
-      <w:pPr>
-        <w:pStyle w:val="22"/>
-        <w:rPr>
-          <w:rFonts w:asciiTheme="minorHAnsi" w:eastAsiaTheme="minorEastAsia" w:hAnsiTheme="minorHAnsi"/>
-          <w:noProof/>
-          <w:color w:val="auto"/>
-          <w:sz w:val="22"/>
-          <w:lang w:val="en-US"/>
-        </w:rPr>
-      </w:pPr>
-      <w:hyperlink w:anchor="_Toc195106534" w:history="1">
-        <w:r>
-          <w:rPr>
-            <w:rStyle w:val="af4"/>
-            <w:noProof/>
-          </w:rPr>
-          <w:t>3.1 Результат проверки функции ЛО ГЗ РПН</w:t>
-        </w:r>
-        <w:r>
-          <w:rPr>
-            <w:noProof/>
-            <w:webHidden/>
-          </w:rPr>
-          <w:tab/>
-        </w:r>
-        <w:r>
-          <w:rPr>
-            <w:noProof/>
-            <w:webHidden/>
-          </w:rPr>
-          <w:fldChar w:fldCharType="begin"/>
-        </w:r>
-        <w:r>
-          <w:rPr>
-            <w:noProof/>
-            <w:webHidden/>
-          </w:rPr>
-          <w:instrText xml:space="preserve"> PAGEREF _Toc195106534 \h </w:instrText>
-        </w:r>
-        <w:r>
-          <w:rPr>
-            <w:noProof/>
-            <w:webHidden/>
-          </w:rPr>
-        </w:r>
-        <w:r>
-          <w:rPr>
-            <w:noProof/>
-            <w:webHidden/>
-          </w:rPr>
-          <w:fldChar w:fldCharType="separate"/>
-        </w:r>
-        <w:r>
-          <w:rPr>
-            <w:noProof/>
-            <w:webHidden/>
-          </w:rPr>
-          <w:t>61</w:t>
-        </w:r>
-        <w:r>
-          <w:rPr>
-            <w:noProof/>
-            <w:webHidden/>
-          </w:rPr>
-          <w:fldChar w:fldCharType="end"/>
-        </w:r>
-      </w:hyperlink>
-    </w:p>
-    <w:p>
-      <w:pPr>
-        <w:pStyle w:val="22"/>
-        <w:rPr>
-          <w:rFonts w:asciiTheme="minorHAnsi" w:eastAsiaTheme="minorEastAsia" w:hAnsiTheme="minorHAnsi"/>
-          <w:noProof/>
-          <w:color w:val="auto"/>
-          <w:sz w:val="22"/>
-          <w:lang w:val="en-US"/>
-        </w:rPr>
-      </w:pPr>
-      <w:hyperlink w:anchor="_Toc195106535" w:history="1">
-        <w:r>
-          <w:rPr>
-            <w:rStyle w:val="af4"/>
-            <w:noProof/>
-          </w:rPr>
-          <w:t>3.2 Результат проверки функции ЛО ГЗоткл</w:t>
-        </w:r>
-        <w:r>
-          <w:rPr>
-            <w:noProof/>
-            <w:webHidden/>
-          </w:rPr>
-          <w:tab/>
-        </w:r>
-        <w:r>
-          <w:rPr>
-            <w:noProof/>
-            <w:webHidden/>
-          </w:rPr>
-          <w:fldChar w:fldCharType="begin"/>
-        </w:r>
-        <w:r>
-          <w:rPr>
-            <w:noProof/>
-            <w:webHidden/>
-          </w:rPr>
-          <w:instrText xml:space="preserve"> PAGEREF _Toc195106535 \h </w:instrText>
-        </w:r>
-        <w:r>
-          <w:rPr>
-            <w:noProof/>
-            <w:webHidden/>
-          </w:rPr>
-        </w:r>
-        <w:r>
-          <w:rPr>
-            <w:noProof/>
-            <w:webHidden/>
-          </w:rPr>
-          <w:fldChar w:fldCharType="separate"/>
-        </w:r>
-        <w:r>
-          <w:rPr>
-            <w:noProof/>
-            <w:webHidden/>
-          </w:rPr>
-          <w:t>61</w:t>
-        </w:r>
-        <w:r>
-          <w:rPr>
-            <w:noProof/>
-            <w:webHidden/>
-          </w:rPr>
-          <w:fldChar w:fldCharType="end"/>
-        </w:r>
-      </w:hyperlink>
-    </w:p>
-    <w:p>
-      <w:pPr>
-        <w:pStyle w:val="22"/>
-        <w:rPr>
-          <w:rFonts w:asciiTheme="minorHAnsi" w:eastAsiaTheme="minorEastAsia" w:hAnsiTheme="minorHAnsi"/>
-          <w:noProof/>
-          <w:color w:val="auto"/>
-          <w:sz w:val="22"/>
-          <w:lang w:val="en-US"/>
-        </w:rPr>
-      </w:pPr>
-      <w:hyperlink w:anchor="_Toc195106536" w:history="1">
-        <w:r>
-          <w:rPr>
-            <w:rStyle w:val="af4"/>
-            <w:noProof/>
-          </w:rPr>
-          <w:t>3.3 Результат проверки функции ЛО ГЗсигн</w:t>
-        </w:r>
-        <w:r>
-          <w:rPr>
-            <w:noProof/>
-            <w:webHidden/>
-          </w:rPr>
-          <w:tab/>
-        </w:r>
-        <w:r>
-          <w:rPr>
-            <w:noProof/>
-            <w:webHidden/>
-          </w:rPr>
-          <w:fldChar w:fldCharType="begin"/>
-        </w:r>
-        <w:r>
-          <w:rPr>
-            <w:noProof/>
-            <w:webHidden/>
-          </w:rPr>
-          <w:instrText xml:space="preserve"> PAGEREF _Toc195106536 \h </w:instrText>
-        </w:r>
-        <w:r>
-          <w:rPr>
-            <w:noProof/>
-            <w:webHidden/>
-          </w:rPr>
-        </w:r>
-        <w:r>
-          <w:rPr>
-            <w:noProof/>
-            <w:webHidden/>
-          </w:rPr>
-          <w:fldChar w:fldCharType="separate"/>
-        </w:r>
-        <w:r>
-          <w:rPr>
-            <w:noProof/>
-            <w:webHidden/>
-          </w:rPr>
-          <w:t>62</w:t>
-        </w:r>
-        <w:r>
-          <w:rPr>
-            <w:noProof/>
-            <w:webHidden/>
-          </w:rPr>
-          <w:fldChar w:fldCharType="end"/>
-        </w:r>
-      </w:hyperlink>
-    </w:p>
-    <w:p>
-      <w:pPr>
-        <w:pStyle w:val="22"/>
-        <w:rPr>
-          <w:rFonts w:asciiTheme="minorHAnsi" w:eastAsiaTheme="minorEastAsia" w:hAnsiTheme="minorHAnsi"/>
-          <w:noProof/>
-          <w:color w:val="auto"/>
-          <w:sz w:val="22"/>
-          <w:lang w:val="en-US"/>
-        </w:rPr>
-      </w:pPr>
-      <w:hyperlink w:anchor="_Toc195106537" w:history="1">
-        <w:r>
-          <w:rPr>
-            <w:rStyle w:val="af4"/>
-            <w:noProof/>
-          </w:rPr>
-          <w:t>3.4 Результат проверки функции ЛО ДТм</w:t>
-        </w:r>
-        <w:r>
-          <w:rPr>
-            <w:noProof/>
-            <w:webHidden/>
-          </w:rPr>
-          <w:tab/>
-        </w:r>
-        <w:r>
-          <w:rPr>
-            <w:noProof/>
-            <w:webHidden/>
-          </w:rPr>
-          <w:fldChar w:fldCharType="begin"/>
-        </w:r>
-        <w:r>
-          <w:rPr>
-            <w:noProof/>
-            <w:webHidden/>
-          </w:rPr>
-          <w:instrText xml:space="preserve"> PAGEREF _Toc195106537 \h </w:instrText>
-        </w:r>
-        <w:r>
-          <w:rPr>
-            <w:noProof/>
-            <w:webHidden/>
-          </w:rPr>
-        </w:r>
-        <w:r>
-          <w:rPr>
-            <w:noProof/>
-            <w:webHidden/>
-          </w:rPr>
-          <w:fldChar w:fldCharType="separate"/>
-        </w:r>
-        <w:r>
-          <w:rPr>
-            <w:noProof/>
-            <w:webHidden/>
-          </w:rPr>
-          <w:t>63</w:t>
-        </w:r>
-        <w:r>
-          <w:rPr>
-            <w:noProof/>
-            <w:webHidden/>
-          </w:rPr>
-          <w:fldChar w:fldCharType="end"/>
-        </w:r>
-      </w:hyperlink>
-    </w:p>
-    <w:p>
-      <w:pPr>
-        <w:pStyle w:val="22"/>
-        <w:rPr>
-          <w:rFonts w:asciiTheme="minorHAnsi" w:eastAsiaTheme="minorEastAsia" w:hAnsiTheme="minorHAnsi"/>
-          <w:noProof/>
-          <w:color w:val="auto"/>
-          <w:sz w:val="22"/>
-          <w:lang w:val="en-US"/>
-        </w:rPr>
-      </w:pPr>
-      <w:hyperlink w:anchor="_Toc195106538" w:history="1">
-        <w:r>
-          <w:rPr>
-            <w:rStyle w:val="af4"/>
-            <w:noProof/>
-          </w:rPr>
-          <w:t>3.5 Результат проверки функции ЛО ДТo</w:t>
-        </w:r>
-        <w:r>
-          <w:rPr>
-            <w:noProof/>
-            <w:webHidden/>
-          </w:rPr>
-          <w:tab/>
-        </w:r>
-        <w:r>
-          <w:rPr>
-            <w:noProof/>
-            <w:webHidden/>
-          </w:rPr>
-          <w:fldChar w:fldCharType="begin"/>
-        </w:r>
-        <w:r>
-          <w:rPr>
-            <w:noProof/>
-            <w:webHidden/>
-          </w:rPr>
-          <w:instrText xml:space="preserve"> PAGEREF _Toc195106538 \h </w:instrText>
-        </w:r>
-        <w:r>
-          <w:rPr>
-            <w:noProof/>
-            <w:webHidden/>
-          </w:rPr>
-        </w:r>
-        <w:r>
-          <w:rPr>
-            <w:noProof/>
-            <w:webHidden/>
-          </w:rPr>
-          <w:fldChar w:fldCharType="separate"/>
-        </w:r>
-        <w:r>
-          <w:rPr>
-            <w:noProof/>
-            <w:webHidden/>
-          </w:rPr>
-          <w:t>64</w:t>
-        </w:r>
-        <w:r>
-          <w:rPr>
-            <w:noProof/>
-            <w:webHidden/>
-          </w:rPr>
-          <w:fldChar w:fldCharType="end"/>
-        </w:r>
-      </w:hyperlink>
-    </w:p>
-    <w:p>
-      <w:pPr>
-        <w:pStyle w:val="22"/>
-        <w:rPr>
-          <w:rFonts w:asciiTheme="minorHAnsi" w:eastAsiaTheme="minorEastAsia" w:hAnsiTheme="minorHAnsi"/>
-          <w:noProof/>
-          <w:color w:val="auto"/>
-          <w:sz w:val="22"/>
-          <w:lang w:val="en-US"/>
-        </w:rPr>
-      </w:pPr>
-      <w:hyperlink w:anchor="_Toc195106539" w:history="1">
-        <w:r>
-          <w:rPr>
-            <w:rStyle w:val="af4"/>
-            <w:noProof/>
-          </w:rPr>
-          <w:t>3.6 Результат проверки функции ЛО РД</w:t>
-        </w:r>
-        <w:r>
-          <w:rPr>
-            <w:noProof/>
-            <w:webHidden/>
-          </w:rPr>
-          <w:tab/>
-        </w:r>
-        <w:r>
-          <w:rPr>
-            <w:noProof/>
-            <w:webHidden/>
-          </w:rPr>
-          <w:fldChar w:fldCharType="begin"/>
-        </w:r>
-        <w:r>
-          <w:rPr>
-            <w:noProof/>
-            <w:webHidden/>
-          </w:rPr>
-          <w:instrText xml:space="preserve"> PAGEREF _Toc195106539 \h </w:instrText>
-        </w:r>
-        <w:r>
-          <w:rPr>
-            <w:noProof/>
-            <w:webHidden/>
-          </w:rPr>
-        </w:r>
-        <w:r>
-          <w:rPr>
-            <w:noProof/>
-            <w:webHidden/>
-          </w:rPr>
-          <w:fldChar w:fldCharType="separate"/>
-        </w:r>
-        <w:r>
-          <w:rPr>
-            <w:noProof/>
-            <w:webHidden/>
-          </w:rPr>
-          <w:t>65</w:t>
-        </w:r>
-        <w:r>
-          <w:rPr>
-            <w:noProof/>
-            <w:webHidden/>
-          </w:rPr>
-          <w:fldChar w:fldCharType="end"/>
-        </w:r>
-      </w:hyperlink>
-    </w:p>
-    <w:p>
-      <w:pPr>
-        <w:pStyle w:val="22"/>
-        <w:rPr>
-          <w:rFonts w:asciiTheme="minorHAnsi" w:eastAsiaTheme="minorEastAsia" w:hAnsiTheme="minorHAnsi"/>
-          <w:noProof/>
-          <w:color w:val="auto"/>
-          <w:sz w:val="22"/>
-          <w:lang w:val="en-US"/>
-        </w:rPr>
-      </w:pPr>
-      <w:hyperlink w:anchor="_Toc195106540" w:history="1">
-        <w:r>
-          <w:rPr>
-            <w:rStyle w:val="af4"/>
-            <w:noProof/>
-          </w:rPr>
-          <w:t>3.7 Результат проверки функции ЛО ПК</w:t>
-        </w:r>
-        <w:r>
-          <w:rPr>
-            <w:noProof/>
-            <w:webHidden/>
-          </w:rPr>
-          <w:tab/>
-        </w:r>
-        <w:r>
-          <w:rPr>
-            <w:noProof/>
-            <w:webHidden/>
-          </w:rPr>
-          <w:fldChar w:fldCharType="begin"/>
-        </w:r>
-        <w:r>
-          <w:rPr>
-            <w:noProof/>
-            <w:webHidden/>
-          </w:rPr>
-          <w:instrText xml:space="preserve"> PAGEREF _Toc195106540 \h </w:instrText>
+          <w:instrText xml:space="preserve"> PAGEREF _Toc195106710 \h </w:instrText>
         </w:r>
         <w:r>
           <w:rPr>
@@ -2675,13 +2192,13 @@
           <w:lang w:val="en-US"/>
         </w:rPr>
       </w:pPr>
-      <w:hyperlink w:anchor="_Toc195106541" w:history="1">
+      <w:hyperlink w:anchor="_Toc195106711" w:history="1">
         <w:r>
           <w:rPr>
             <w:rStyle w:val="af4"/>
             <w:noProof/>
           </w:rPr>
-          <w:t>3.8 Результат проверки функции ЛО ОК</w:t>
+          <w:t>3.1 Результат проверки функции ЛО ГЗ РПН</w:t>
         </w:r>
         <w:r>
           <w:rPr>
@@ -2702,7 +2219,145 @@
             <w:noProof/>
             <w:webHidden/>
           </w:rPr>
-          <w:instrText xml:space="preserve"> PAGEREF _Toc195106541 \h </w:instrText>
+          <w:instrText xml:space="preserve"> PAGEREF _Toc195106711 \h </w:instrText>
+        </w:r>
+        <w:r>
+          <w:rPr>
+            <w:noProof/>
+            <w:webHidden/>
+          </w:rPr>
+        </w:r>
+        <w:r>
+          <w:rPr>
+            <w:noProof/>
+            <w:webHidden/>
+          </w:rPr>
+          <w:fldChar w:fldCharType="separate"/>
+        </w:r>
+        <w:r>
+          <w:rPr>
+            <w:noProof/>
+            <w:webHidden/>
+          </w:rPr>
+          <w:t>66</w:t>
+        </w:r>
+        <w:r>
+          <w:rPr>
+            <w:noProof/>
+            <w:webHidden/>
+          </w:rPr>
+          <w:fldChar w:fldCharType="end"/>
+        </w:r>
+      </w:hyperlink>
+    </w:p>
+    <w:p>
+      <w:pPr>
+        <w:pStyle w:val="22"/>
+        <w:rPr>
+          <w:rFonts w:asciiTheme="minorHAnsi" w:eastAsiaTheme="minorEastAsia" w:hAnsiTheme="minorHAnsi"/>
+          <w:noProof/>
+          <w:color w:val="auto"/>
+          <w:sz w:val="22"/>
+          <w:lang w:val="en-US"/>
+        </w:rPr>
+      </w:pPr>
+      <w:hyperlink w:anchor="_Toc195106712" w:history="1">
+        <w:r>
+          <w:rPr>
+            <w:rStyle w:val="af4"/>
+            <w:noProof/>
+          </w:rPr>
+          <w:t>3.2 Результат проверки функции ЛО ГЗоткл</w:t>
+        </w:r>
+        <w:r>
+          <w:rPr>
+            <w:noProof/>
+            <w:webHidden/>
+          </w:rPr>
+          <w:tab/>
+        </w:r>
+        <w:r>
+          <w:rPr>
+            <w:noProof/>
+            <w:webHidden/>
+          </w:rPr>
+          <w:fldChar w:fldCharType="begin"/>
+        </w:r>
+        <w:r>
+          <w:rPr>
+            <w:noProof/>
+            <w:webHidden/>
+          </w:rPr>
+          <w:instrText xml:space="preserve"> PAGEREF _Toc195106712 \h </w:instrText>
+        </w:r>
+        <w:r>
+          <w:rPr>
+            <w:noProof/>
+            <w:webHidden/>
+          </w:rPr>
+        </w:r>
+        <w:r>
+          <w:rPr>
+            <w:noProof/>
+            <w:webHidden/>
+          </w:rPr>
+          <w:fldChar w:fldCharType="separate"/>
+        </w:r>
+        <w:r>
+          <w:rPr>
+            <w:noProof/>
+            <w:webHidden/>
+          </w:rPr>
+          <w:t>66</w:t>
+        </w:r>
+        <w:r>
+          <w:rPr>
+            <w:noProof/>
+            <w:webHidden/>
+          </w:rPr>
+          <w:fldChar w:fldCharType="end"/>
+        </w:r>
+      </w:hyperlink>
+    </w:p>
+    <w:p>
+      <w:pPr>
+        <w:pStyle w:val="22"/>
+        <w:rPr>
+          <w:rFonts w:asciiTheme="minorHAnsi" w:eastAsiaTheme="minorEastAsia" w:hAnsiTheme="minorHAnsi"/>
+          <w:noProof/>
+          <w:color w:val="auto"/>
+          <w:sz w:val="22"/>
+          <w:lang w:val="en-US"/>
+        </w:rPr>
+      </w:pPr>
+      <w:hyperlink w:anchor="_Toc195106713" w:history="1">
+        <w:r>
+          <w:rPr>
+            <w:rStyle w:val="af4"/>
+            <w:noProof/>
+          </w:rPr>
+          <w:t>3.3 Результат проверки функции ЛО ГЗсигн</w:t>
+        </w:r>
+        <w:r>
+          <w:rPr>
+            <w:noProof/>
+            <w:webHidden/>
+          </w:rPr>
+          <w:tab/>
+        </w:r>
+        <w:r>
+          <w:rPr>
+            <w:noProof/>
+            <w:webHidden/>
+          </w:rPr>
+          <w:fldChar w:fldCharType="begin"/>
+        </w:r>
+        <w:r>
+          <w:rPr>
+            <w:noProof/>
+            <w:webHidden/>
+          </w:rPr>
+          <w:instrText xml:space="preserve"> PAGEREF _Toc195106713 \h </w:instrText>
         </w:r>
         <w:r>
           <w:rPr>
@@ -2744,7 +2399,352 @@
           <w:lang w:val="en-US"/>
         </w:rPr>
       </w:pPr>
-      <w:hyperlink w:anchor="_Toc195106542" w:history="1">
+      <w:hyperlink w:anchor="_Toc195106714" w:history="1">
+        <w:r>
+          <w:rPr>
+            <w:rStyle w:val="af4"/>
+            <w:noProof/>
+          </w:rPr>
+          <w:t>3.4 Результат проверки функции ЛО ДТм</w:t>
+        </w:r>
+        <w:r>
+          <w:rPr>
+            <w:noProof/>
+            <w:webHidden/>
+          </w:rPr>
+          <w:tab/>
+        </w:r>
+        <w:r>
+          <w:rPr>
+            <w:noProof/>
+            <w:webHidden/>
+          </w:rPr>
+          <w:fldChar w:fldCharType="begin"/>
+        </w:r>
+        <w:r>
+          <w:rPr>
+            <w:noProof/>
+            <w:webHidden/>
+          </w:rPr>
+          <w:instrText xml:space="preserve"> PAGEREF _Toc195106714 \h </w:instrText>
+        </w:r>
+        <w:r>
+          <w:rPr>
+            <w:noProof/>
+            <w:webHidden/>
+          </w:rPr>
+        </w:r>
+        <w:r>
+          <w:rPr>
+            <w:noProof/>
+            <w:webHidden/>
+          </w:rPr>
+          <w:fldChar w:fldCharType="separate"/>
+        </w:r>
+        <w:r>
+          <w:rPr>
+            <w:noProof/>
+            <w:webHidden/>
+          </w:rPr>
+          <w:t>68</w:t>
+        </w:r>
+        <w:r>
+          <w:rPr>
+            <w:noProof/>
+            <w:webHidden/>
+          </w:rPr>
+          <w:fldChar w:fldCharType="end"/>
+        </w:r>
+      </w:hyperlink>
+    </w:p>
+    <w:p>
+      <w:pPr>
+        <w:pStyle w:val="22"/>
+        <w:rPr>
+          <w:rFonts w:asciiTheme="minorHAnsi" w:eastAsiaTheme="minorEastAsia" w:hAnsiTheme="minorHAnsi"/>
+          <w:noProof/>
+          <w:color w:val="auto"/>
+          <w:sz w:val="22"/>
+          <w:lang w:val="en-US"/>
+        </w:rPr>
+      </w:pPr>
+      <w:hyperlink w:anchor="_Toc195106715" w:history="1">
+        <w:r>
+          <w:rPr>
+            <w:rStyle w:val="af4"/>
+            <w:noProof/>
+          </w:rPr>
+          <w:t>3.5 Результат проверки функции ЛО ДТo</w:t>
+        </w:r>
+        <w:r>
+          <w:rPr>
+            <w:noProof/>
+            <w:webHidden/>
+          </w:rPr>
+          <w:tab/>
+        </w:r>
+        <w:r>
+          <w:rPr>
+            <w:noProof/>
+            <w:webHidden/>
+          </w:rPr>
+          <w:fldChar w:fldCharType="begin"/>
+        </w:r>
+        <w:r>
+          <w:rPr>
+            <w:noProof/>
+            <w:webHidden/>
+          </w:rPr>
+          <w:instrText xml:space="preserve"> PAGEREF _Toc195106715 \h </w:instrText>
+        </w:r>
+        <w:r>
+          <w:rPr>
+            <w:noProof/>
+            <w:webHidden/>
+          </w:rPr>
+        </w:r>
+        <w:r>
+          <w:rPr>
+            <w:noProof/>
+            <w:webHidden/>
+          </w:rPr>
+          <w:fldChar w:fldCharType="separate"/>
+        </w:r>
+        <w:r>
+          <w:rPr>
+            <w:noProof/>
+            <w:webHidden/>
+          </w:rPr>
+          <w:t>70</w:t>
+        </w:r>
+        <w:r>
+          <w:rPr>
+            <w:noProof/>
+            <w:webHidden/>
+          </w:rPr>
+          <w:fldChar w:fldCharType="end"/>
+        </w:r>
+      </w:hyperlink>
+    </w:p>
+    <w:p>
+      <w:pPr>
+        <w:pStyle w:val="22"/>
+        <w:rPr>
+          <w:rFonts w:asciiTheme="minorHAnsi" w:eastAsiaTheme="minorEastAsia" w:hAnsiTheme="minorHAnsi"/>
+          <w:noProof/>
+          <w:color w:val="auto"/>
+          <w:sz w:val="22"/>
+          <w:lang w:val="en-US"/>
+        </w:rPr>
+      </w:pPr>
+      <w:hyperlink w:anchor="_Toc195106716" w:history="1">
+        <w:r>
+          <w:rPr>
+            <w:rStyle w:val="af4"/>
+            <w:noProof/>
+          </w:rPr>
+          <w:t>3.6 Результат проверки функции ЛО РД</w:t>
+        </w:r>
+        <w:r>
+          <w:rPr>
+            <w:noProof/>
+            <w:webHidden/>
+          </w:rPr>
+          <w:tab/>
+        </w:r>
+        <w:r>
+          <w:rPr>
+            <w:noProof/>
+            <w:webHidden/>
+          </w:rPr>
+          <w:fldChar w:fldCharType="begin"/>
+        </w:r>
+        <w:r>
+          <w:rPr>
+            <w:noProof/>
+            <w:webHidden/>
+          </w:rPr>
+          <w:instrText xml:space="preserve"> PAGEREF _Toc195106716 \h </w:instrText>
+        </w:r>
+        <w:r>
+          <w:rPr>
+            <w:noProof/>
+            <w:webHidden/>
+          </w:rPr>
+        </w:r>
+        <w:r>
+          <w:rPr>
+            <w:noProof/>
+            <w:webHidden/>
+          </w:rPr>
+          <w:fldChar w:fldCharType="separate"/>
+        </w:r>
+        <w:r>
+          <w:rPr>
+            <w:noProof/>
+            <w:webHidden/>
+          </w:rPr>
+          <w:t>71</w:t>
+        </w:r>
+        <w:r>
+          <w:rPr>
+            <w:noProof/>
+            <w:webHidden/>
+          </w:rPr>
+          <w:fldChar w:fldCharType="end"/>
+        </w:r>
+      </w:hyperlink>
+    </w:p>
+    <w:p>
+      <w:pPr>
+        <w:pStyle w:val="22"/>
+        <w:rPr>
+          <w:rFonts w:asciiTheme="minorHAnsi" w:eastAsiaTheme="minorEastAsia" w:hAnsiTheme="minorHAnsi"/>
+          <w:noProof/>
+          <w:color w:val="auto"/>
+          <w:sz w:val="22"/>
+          <w:lang w:val="en-US"/>
+        </w:rPr>
+      </w:pPr>
+      <w:hyperlink w:anchor="_Toc195106717" w:history="1">
+        <w:r>
+          <w:rPr>
+            <w:rStyle w:val="af4"/>
+            <w:noProof/>
+          </w:rPr>
+          <w:t>3.7 Результат проверки функции ЛО ПК</w:t>
+        </w:r>
+        <w:r>
+          <w:rPr>
+            <w:noProof/>
+            <w:webHidden/>
+          </w:rPr>
+          <w:tab/>
+        </w:r>
+        <w:r>
+          <w:rPr>
+            <w:noProof/>
+            <w:webHidden/>
+          </w:rPr>
+          <w:fldChar w:fldCharType="begin"/>
+        </w:r>
+        <w:r>
+          <w:rPr>
+            <w:noProof/>
+            <w:webHidden/>
+          </w:rPr>
+          <w:instrText xml:space="preserve"> PAGEREF _Toc195106717 \h </w:instrText>
+        </w:r>
+        <w:r>
+          <w:rPr>
+            <w:noProof/>
+            <w:webHidden/>
+          </w:rPr>
+        </w:r>
+        <w:r>
+          <w:rPr>
+            <w:noProof/>
+            <w:webHidden/>
+          </w:rPr>
+          <w:fldChar w:fldCharType="separate"/>
+        </w:r>
+        <w:r>
+          <w:rPr>
+            <w:noProof/>
+            <w:webHidden/>
+          </w:rPr>
+          <w:t>72</w:t>
+        </w:r>
+        <w:r>
+          <w:rPr>
+            <w:noProof/>
+            <w:webHidden/>
+          </w:rPr>
+          <w:fldChar w:fldCharType="end"/>
+        </w:r>
+      </w:hyperlink>
+    </w:p>
+    <w:p>
+      <w:pPr>
+        <w:pStyle w:val="22"/>
+        <w:rPr>
+          <w:rFonts w:asciiTheme="minorHAnsi" w:eastAsiaTheme="minorEastAsia" w:hAnsiTheme="minorHAnsi"/>
+          <w:noProof/>
+          <w:color w:val="auto"/>
+          <w:sz w:val="22"/>
+          <w:lang w:val="en-US"/>
+        </w:rPr>
+      </w:pPr>
+      <w:hyperlink w:anchor="_Toc195106718" w:history="1">
+        <w:r>
+          <w:rPr>
+            <w:rStyle w:val="af4"/>
+            <w:noProof/>
+          </w:rPr>
+          <w:t>3.8 Результат проверки функции ЛО ОК</w:t>
+        </w:r>
+        <w:r>
+          <w:rPr>
+            <w:noProof/>
+            <w:webHidden/>
+          </w:rPr>
+          <w:tab/>
+        </w:r>
+        <w:r>
+          <w:rPr>
+            <w:noProof/>
+            <w:webHidden/>
+          </w:rPr>
+          <w:fldChar w:fldCharType="begin"/>
+        </w:r>
+        <w:r>
+          <w:rPr>
+            <w:noProof/>
+            <w:webHidden/>
+          </w:rPr>
+          <w:instrText xml:space="preserve"> PAGEREF _Toc195106718 \h </w:instrText>
+        </w:r>
+        <w:r>
+          <w:rPr>
+            <w:noProof/>
+            <w:webHidden/>
+          </w:rPr>
+        </w:r>
+        <w:r>
+          <w:rPr>
+            <w:noProof/>
+            <w:webHidden/>
+          </w:rPr>
+          <w:fldChar w:fldCharType="separate"/>
+        </w:r>
+        <w:r>
+          <w:rPr>
+            <w:noProof/>
+            <w:webHidden/>
+          </w:rPr>
+          <w:t>72</w:t>
+        </w:r>
+        <w:r>
+          <w:rPr>
+            <w:noProof/>
+            <w:webHidden/>
+          </w:rPr>
+          <w:fldChar w:fldCharType="end"/>
+        </w:r>
+      </w:hyperlink>
+    </w:p>
+    <w:p>
+      <w:pPr>
+        <w:pStyle w:val="22"/>
+        <w:rPr>
+          <w:rFonts w:asciiTheme="minorHAnsi" w:eastAsiaTheme="minorEastAsia" w:hAnsiTheme="minorHAnsi"/>
+          <w:noProof/>
+          <w:color w:val="auto"/>
+          <w:sz w:val="22"/>
+          <w:lang w:val="en-US"/>
+        </w:rPr>
+      </w:pPr>
+      <w:hyperlink w:anchor="_Toc195106719" w:history="1">
         <w:r>
           <w:rPr>
             <w:rStyle w:val="af4"/>
@@ -2771,7 +2771,7 @@
             <w:noProof/>
             <w:webHidden/>
           </w:rPr>
-          <w:instrText xml:space="preserve"> PAGEREF _Toc195106542 \h </w:instrText>
+          <w:instrText xml:space="preserve"> PAGEREF _Toc195106719 \h </w:instrText>
         </w:r>
         <w:r>
           <w:rPr>
@@ -2791,7 +2791,7 @@
             <w:noProof/>
             <w:webHidden/>
           </w:rPr>
-          <w:t>68</w:t>
+          <w:t>73</w:t>
         </w:r>
         <w:r>
           <w:rPr>
@@ -2852,7 +2852,7 @@
         <w:lastRenderedPageBreak/>
         <w:tab/>
       </w:r>
-      <w:bookmarkStart w:id="0" w:name="_Toc195106510"/>
+      <w:bookmarkStart w:id="0" w:name="_Toc195106687"/>
       <w:r>
         <w:t>ОБЩИЕ СВЕДЕНИЯ</w:t>
       </w:r>
@@ -2862,7 +2862,7 @@
       <w:pPr>
         <w:pStyle w:val="2"/>
       </w:pPr>
-      <w:bookmarkStart w:id="1" w:name="_Toc195106511"/>
+      <w:bookmarkStart w:id="1" w:name="_Toc195106688"/>
       <w:r>
         <w:t>Цель проведения испытаний</w:t>
       </w:r>
@@ -2873,14 +2873,20 @@
         <w:pStyle w:val="a5"/>
       </w:pPr>
       <w:r>
-        <w:t>Проверка функциональной схемы устройства ЮНИТ-М300-Т2 в части функции МТЗ.</w:t>
+        <w:t>Проверка функциональн</w:t>
+      </w:r>
+      <w:r>
+        <w:t>ой схемы устройства ЮНИТ-М300-Т</w:t>
+      </w:r>
+      <w:r>
+        <w:t xml:space="preserve"> в части функции МТЗ.</w:t>
       </w:r>
     </w:p>
     <w:p>
       <w:pPr>
         <w:pStyle w:val="2"/>
       </w:pPr>
-      <w:bookmarkStart w:id="2" w:name="_Toc195106512"/>
+      <w:bookmarkStart w:id="2" w:name="_Toc195106689"/>
       <w:r>
         <w:t>Место</w:t>
       </w:r>
@@ -3027,7 +3033,7 @@
       <w:pPr>
         <w:pStyle w:val="2"/>
       </w:pPr>
-      <w:bookmarkStart w:id="3" w:name="_Toc195106513"/>
+      <w:bookmarkStart w:id="3" w:name="_Toc195106690"/>
       <w:r>
         <w:t>Информация об объекте испытаний</w:t>
       </w:r>
@@ -3169,7 +3175,13 @@
               <w:rPr>
                 <w:highlight w:val="yellow"/>
               </w:rPr>
-              <w:t>Модель ЮНИТ-М314-Т2-Р02с-B021-В021-В001-К001-К003-M046-5400-x-C02.00,</w:t>
+              <w:t>Модель ЮНИТ-М314-Т</w:t>
+            </w:r>
+            <w:r>
+              <w:rPr>
+                <w:highlight w:val="yellow"/>
+              </w:rPr>
+              <w:t>-Р02с-B021-В021-В001-К001-К003-M046-5400-x-C02.00,</w:t>
             </w:r>
           </w:p>
           <w:p>
@@ -3371,7 +3383,7 @@
       <w:pPr>
         <w:pStyle w:val="2"/>
       </w:pPr>
-      <w:bookmarkStart w:id="4" w:name="_Toc195106514"/>
+      <w:bookmarkStart w:id="4" w:name="_Toc195106691"/>
       <w:r>
         <w:t>Период проведения испытаний</w:t>
       </w:r>
@@ -3398,7 +3410,7 @@
       <w:pPr>
         <w:pStyle w:val="2"/>
       </w:pPr>
-      <w:bookmarkStart w:id="5" w:name="_Toc195106515"/>
+      <w:bookmarkStart w:id="5" w:name="_Toc195106692"/>
       <w:r>
         <w:t>Условия проведения испытаний и измерений</w:t>
       </w:r>
@@ -3416,7 +3428,7 @@
       <w:pPr>
         <w:pStyle w:val="2"/>
       </w:pPr>
-      <w:bookmarkStart w:id="6" w:name="_Toc195106516"/>
+      <w:bookmarkStart w:id="6" w:name="_Toc195106693"/>
       <w:r>
         <w:t>Нормативная документация</w:t>
       </w:r>
@@ -3437,7 +3449,7 @@
       <w:pPr>
         <w:pStyle w:val="2"/>
       </w:pPr>
-      <w:bookmarkStart w:id="7" w:name="_Toc195106517"/>
+      <w:bookmarkStart w:id="7" w:name="_Toc195106694"/>
       <w:r>
         <w:lastRenderedPageBreak/>
         <w:t>Перечень используемых средств измерений (СИ), испытательного оборудования (ИО) и вспомогательного оборудования (ВО)</w:t>
@@ -4948,7 +4960,7 @@
       <w:pPr>
         <w:pStyle w:val="1"/>
       </w:pPr>
-      <w:bookmarkStart w:id="8" w:name="_Toc195106518"/>
+      <w:bookmarkStart w:id="8" w:name="_Toc195106695"/>
       <w:r>
         <w:lastRenderedPageBreak/>
         <w:t>ПРОГРАММА И МЕТОДИКИ ПРОВЕДЕНИЯ ИСПЫТАНИЙ</w:t>
@@ -4959,7 +4971,7 @@
       <w:pPr>
         <w:pStyle w:val="2"/>
       </w:pPr>
-      <w:bookmarkStart w:id="9" w:name="_Toc195106519"/>
+      <w:bookmarkStart w:id="9" w:name="_Toc195106696"/>
       <w:r>
         <w:t>Цел</w:t>
       </w:r>
@@ -5028,7 +5040,7 @@
       <w:pPr>
         <w:pStyle w:val="2"/>
       </w:pPr>
-      <w:bookmarkStart w:id="10" w:name="_Toc195106520"/>
+      <w:bookmarkStart w:id="10" w:name="_Toc195106697"/>
       <w:r>
         <w:t>Подключение аналоговых цепей к устройству</w:t>
       </w:r>
@@ -5049,7 +5061,7 @@
       <w:pPr>
         <w:pStyle w:val="2"/>
       </w:pPr>
-      <w:bookmarkStart w:id="11" w:name="_Toc195106521"/>
+      <w:bookmarkStart w:id="11" w:name="_Toc195106698"/>
       <w:r>
         <w:t>Подключение дискретных входных и выходных цепей устройства</w:t>
       </w:r>
@@ -5094,7 +5106,7 @@
           <v:shape id="_x0000_i1025" type="#_x0000_t75" style="width:411.6pt;height:283.15pt" o:ole="">
             <v:imagedata r:id="rId10" o:title=""/>
           </v:shape>
-          <o:OLEObject Type="Embed" ProgID="Acrobat.Document.DC" ShapeID="_x0000_i1025" DrawAspect="Content" ObjectID="_1805719302" r:id="rId11"/>
+          <o:OLEObject Type="Embed" ProgID="Acrobat.Document.DC" ShapeID="_x0000_i1025" DrawAspect="Content" ObjectID="_1809338156" r:id="rId11"/>
         </w:object>
       </w:r>
     </w:p>
@@ -5110,7 +5122,7 @@
       <w:pPr>
         <w:pStyle w:val="2"/>
       </w:pPr>
-      <w:bookmarkStart w:id="12" w:name="_Toc195106522"/>
+      <w:bookmarkStart w:id="12" w:name="_Toc195106699"/>
       <w:r>
         <w:t>Назначение дискретных входов устройства ЮНИТ-М-300</w:t>
       </w:r>
@@ -5124,7 +5136,13 @@
         <w:t>Назначение дискретных входов на внутренние сигналы функциональной логики устройства ЮНИТ-М300 производится при помощи подключенного ПК с установленным ПО «ЮНИТ-СЕРВИС» в инструменте «Матрица входов и выходных реле».</w:t>
       </w:r>
       <w:r>
-        <w:t xml:space="preserve"> Назначение дискрентых входов должно соответствовать таблицам</w:t>
+        <w:t xml:space="preserve"> Назначение дискре</w:t>
+      </w:r>
+      <w:r>
+        <w:t>тн</w:t>
+      </w:r>
+      <w:r>
+        <w:t>ых входов должно соответствовать таблицам</w:t>
       </w:r>
       <w:r>
         <w:t xml:space="preserve"> </w:t>
@@ -5157,13 +5175,16 @@
         <w:fldChar w:fldCharType="end"/>
       </w:r>
       <w:r>
-        <w:t xml:space="preserve"> - </w:t>
+        <w:t xml:space="preserve"> -</w:t>
+      </w:r>
+      <w:r>
+        <w:t xml:space="preserve"> </w:t>
       </w:r>
       <w:r>
         <w:fldChar w:fldCharType="begin"/>
       </w:r>
       <w:r>
-        <w:instrText xml:space="preserve"> REF _Ref192834799 \r \h  \* MERGEFORMAT </w:instrText>
+        <w:instrText xml:space="preserve"> REF _Ref195521028 \r \h  \* MERGEFORMAT </w:instrText>
       </w:r>
       <w:r>
         <w:fldChar w:fldCharType="separate"/>
@@ -5175,7 +5196,7 @@
         <w:t xml:space="preserve">Таблица </w:t>
       </w:r>
       <w:r>
-        <w:t>2.6</w:t>
+        <w:t>2.9</w:t>
       </w:r>
       <w:r>
         <w:rPr>
@@ -5193,34 +5214,19 @@
     <w:p>
       <w:pPr>
         <w:pStyle w:val="a"/>
-        <w:rPr>
-          <w:highlight w:val="green"/>
-        </w:rPr>
       </w:pPr>
       <w:bookmarkStart w:id="13" w:name="_Ref192834795"/>
       <w:r>
-        <w:rPr>
-          <w:highlight w:val="green"/>
-        </w:rPr>
         <w:t>Назначение дискретных входов ЮНИТ-М300 для проверки</w:t>
       </w:r>
       <w:r>
-        <w:rPr>
-          <w:highlight w:val="green"/>
-        </w:rPr>
         <w:t xml:space="preserve"> ЛО</w:t>
       </w:r>
       <w:r>
-        <w:rPr>
-          <w:highlight w:val="green"/>
-        </w:rPr>
         <w:t xml:space="preserve"> </w:t>
       </w:r>
       <w:bookmarkEnd w:id="13"/>
       <w:r>
-        <w:rPr>
-          <w:highlight w:val="green"/>
-        </w:rPr>
         <w:t>ГЗ РПН</w:t>
       </w:r>
     </w:p>
@@ -6136,21 +6142,12 @@
     <w:p>
       <w:pPr>
         <w:pStyle w:val="a"/>
-        <w:rPr>
-          <w:highlight w:val="green"/>
-        </w:rPr>
       </w:pPr>
       <w:bookmarkStart w:id="14" w:name="_Ref191625992"/>
       <w:r>
-        <w:rPr>
-          <w:highlight w:val="green"/>
-        </w:rPr>
         <w:t xml:space="preserve">Назначение дискретных входов ЮНИТ-М300 для проверки </w:t>
       </w:r>
       <w:r>
-        <w:rPr>
-          <w:highlight w:val="green"/>
-        </w:rPr>
         <w:t>ЛО ГЗоткл</w:t>
       </w:r>
     </w:p>
@@ -7023,20 +7020,11 @@
     <w:p>
       <w:pPr>
         <w:pStyle w:val="a"/>
-        <w:rPr>
-          <w:highlight w:val="green"/>
-        </w:rPr>
       </w:pPr>
       <w:r>
-        <w:rPr>
-          <w:highlight w:val="green"/>
-        </w:rPr>
         <w:t xml:space="preserve">Назначение дискретных входов ЮНИТ-М300 для проверки </w:t>
       </w:r>
       <w:r>
-        <w:rPr>
-          <w:highlight w:val="green"/>
-        </w:rPr>
         <w:t>ЛО ГЗсигн</w:t>
       </w:r>
     </w:p>
@@ -7898,20 +7886,11 @@
     <w:p>
       <w:pPr>
         <w:pStyle w:val="a"/>
-        <w:rPr>
-          <w:highlight w:val="green"/>
-        </w:rPr>
       </w:pPr>
       <w:r>
-        <w:rPr>
-          <w:highlight w:val="green"/>
-        </w:rPr>
         <w:t xml:space="preserve">Назначение дискретных входов ЮНИТ-М300 для проверки </w:t>
       </w:r>
       <w:r>
-        <w:rPr>
-          <w:highlight w:val="green"/>
-        </w:rPr>
         <w:t>ЛО ДТм</w:t>
       </w:r>
     </w:p>
@@ -8794,20 +8773,11 @@
     <w:p>
       <w:pPr>
         <w:pStyle w:val="a"/>
-        <w:rPr>
-          <w:highlight w:val="green"/>
-        </w:rPr>
       </w:pPr>
       <w:r>
-        <w:rPr>
-          <w:highlight w:val="green"/>
-        </w:rPr>
         <w:t xml:space="preserve">Назначение дискретных входов ЮНИТ-М300 для проверки </w:t>
       </w:r>
       <w:r>
-        <w:rPr>
-          <w:highlight w:val="green"/>
-        </w:rPr>
         <w:t>ЛО ДТо</w:t>
       </w:r>
     </w:p>
@@ -9690,21 +9660,9 @@
     <w:p>
       <w:pPr>
         <w:pStyle w:val="a"/>
-        <w:rPr>
-          <w:highlight w:val="green"/>
-        </w:rPr>
       </w:pPr>
       <w:r>
-        <w:rPr>
-          <w:highlight w:val="green"/>
-        </w:rPr>
-        <w:t xml:space="preserve">Назначение дискретных входов ЮНИТ-М300 для проверки ЛО </w:t>
-      </w:r>
-      <w:r>
-        <w:rPr>
-          <w:highlight w:val="green"/>
-        </w:rPr>
-        <w:t>РД</w:t>
+        <w:t>Назначение дискретных входов ЮНИТ-М300 для проверки ЛО РД</w:t>
       </w:r>
     </w:p>
     <w:tbl>
@@ -10586,21 +10544,9 @@
     <w:p>
       <w:pPr>
         <w:pStyle w:val="a"/>
-        <w:rPr>
-          <w:highlight w:val="green"/>
-        </w:rPr>
       </w:pPr>
       <w:r>
-        <w:rPr>
-          <w:highlight w:val="green"/>
-        </w:rPr>
-        <w:t xml:space="preserve">Назначение дискретных входов ЮНИТ-М300 для проверки ЛО </w:t>
-      </w:r>
-      <w:r>
-        <w:rPr>
-          <w:highlight w:val="green"/>
-        </w:rPr>
-        <w:t>ПК</w:t>
+        <w:t>Назначение дискретных входов ЮНИТ-М300 для проверки ЛО ПК</w:t>
       </w:r>
     </w:p>
     <w:tbl>
@@ -11477,21 +11423,9 @@
     <w:p>
       <w:pPr>
         <w:pStyle w:val="a"/>
-        <w:rPr>
-          <w:highlight w:val="green"/>
-        </w:rPr>
       </w:pPr>
       <w:r>
-        <w:rPr>
-          <w:highlight w:val="green"/>
-        </w:rPr>
-        <w:t xml:space="preserve">Назначение дискретных входов ЮНИТ-М300 для проверки ЛО </w:t>
-      </w:r>
-      <w:r>
-        <w:rPr>
-          <w:highlight w:val="green"/>
-        </w:rPr>
-        <w:t>ОК</w:t>
+        <w:t>Назначение дискретных входов ЮНИТ-М300 для проверки ЛО ОК</w:t>
       </w:r>
     </w:p>
     <w:tbl>
@@ -12367,21 +12301,14 @@
     <w:p>
       <w:pPr>
         <w:pStyle w:val="a"/>
-        <w:rPr>
-          <w:highlight w:val="green"/>
-        </w:rPr>
       </w:pPr>
+      <w:bookmarkStart w:id="15" w:name="_Ref195521028"/>
       <w:r>
-        <w:rPr>
-          <w:highlight w:val="green"/>
-        </w:rPr>
-        <w:t xml:space="preserve">Назначение дискретных входов ЮНИТ-М300 для проверки ЛО </w:t>
+        <w:t xml:space="preserve">Назначение дискретных входов ЮНИТ-М300 для проверки </w:t>
       </w:r>
+      <w:bookmarkEnd w:id="15"/>
       <w:r>
-        <w:rPr>
-          <w:highlight w:val="green"/>
-        </w:rPr>
-        <w:t>ОК</w:t>
+        <w:t>ЛО ДУм расширителя</w:t>
       </w:r>
     </w:p>
     <w:tbl>
@@ -13268,11 +13195,11 @@
       <w:pPr>
         <w:pStyle w:val="2"/>
       </w:pPr>
-      <w:bookmarkStart w:id="15" w:name="_Toc195106523"/>
+      <w:bookmarkStart w:id="16" w:name="_Toc195106700"/>
       <w:r>
         <w:t>Назначение выходных реле устройства ЮНИТ-М-300</w:t>
       </w:r>
-      <w:bookmarkEnd w:id="15"/>
+      <w:bookmarkEnd w:id="16"/>
     </w:p>
     <w:p>
       <w:pPr>
@@ -13294,7 +13221,7 @@
         <w:fldChar w:fldCharType="begin"/>
       </w:r>
       <w:r>
-        <w:instrText xml:space="preserve"> REF _Ref192835076 \r \h  \* MERGEFORMAT </w:instrText>
+        <w:instrText xml:space="preserve"> REF _Ref195521076 \r \h  \* MERGEFORMAT </w:instrText>
       </w:r>
       <w:r>
         <w:fldChar w:fldCharType="separate"/>
@@ -13306,7 +13233,7 @@
         <w:t xml:space="preserve">Таблица </w:t>
       </w:r>
       <w:r>
-        <w:t>2.7</w:t>
+        <w:t>2.10</w:t>
       </w:r>
       <w:r>
         <w:rPr>
@@ -13324,7 +13251,7 @@
         <w:fldChar w:fldCharType="begin"/>
       </w:r>
       <w:r>
-        <w:instrText xml:space="preserve"> REF _Ref192835080 \r \h  \* MERGEFORMAT </w:instrText>
+        <w:instrText xml:space="preserve"> REF _Ref195521083 \r \h  \* MERGEFORMAT </w:instrText>
       </w:r>
       <w:r>
         <w:fldChar w:fldCharType="separate"/>
@@ -13336,7 +13263,7 @@
         <w:t xml:space="preserve">Таблица </w:t>
       </w:r>
       <w:r>
-        <w:t>2.12</w:t>
+        <w:t>2.18</w:t>
       </w:r>
       <w:r>
         <w:rPr>
@@ -13354,24 +13281,17 @@
     <w:p>
       <w:pPr>
         <w:pStyle w:val="a"/>
-        <w:rPr>
-          <w:highlight w:val="green"/>
-        </w:rPr>
       </w:pPr>
-      <w:bookmarkStart w:id="16" w:name="_Ref192835076"/>
+      <w:bookmarkStart w:id="17" w:name="_Ref192835076"/>
+      <w:bookmarkStart w:id="18" w:name="_Ref195521076"/>
       <w:r>
-        <w:rPr>
-          <w:highlight w:val="green"/>
-        </w:rPr>
-        <w:t xml:space="preserve">Выходные реле устройства ЮНИТ-М300 для проверки </w:t>
+        <w:t xml:space="preserve">Выходные реле ЮНИТ-М300 для проверки </w:t>
       </w:r>
-      <w:bookmarkEnd w:id="16"/>
+      <w:bookmarkEnd w:id="17"/>
       <w:r>
-        <w:rPr>
-          <w:highlight w:val="green"/>
-        </w:rPr>
         <w:t>ЛО ГЗ РПН</w:t>
       </w:r>
+      <w:bookmarkEnd w:id="18"/>
     </w:p>
     <w:tbl>
       <w:tblPr>
@@ -14647,24 +14567,17 @@
     <w:p>
       <w:pPr>
         <w:pStyle w:val="a"/>
-        <w:rPr>
-          <w:highlight w:val="green"/>
-        </w:rPr>
       </w:pPr>
-      <w:bookmarkStart w:id="17" w:name="_Ref191631805"/>
+      <w:bookmarkStart w:id="19" w:name="_Ref191631805"/>
+      <w:bookmarkStart w:id="20" w:name="_Ref195522296"/>
       <w:r>
-        <w:rPr>
-          <w:highlight w:val="green"/>
-        </w:rPr>
-        <w:t>Выходные реле устройства ЮНИТ-М300 для проверки</w:t>
+        <w:t>Выходные реле ЮНИТ-М300 для проверки</w:t>
       </w:r>
-      <w:bookmarkEnd w:id="17"/>
+      <w:bookmarkEnd w:id="19"/>
       <w:r>
-        <w:rPr>
-          <w:highlight w:val="green"/>
-        </w:rPr>
         <w:t xml:space="preserve"> ЛО ГЗоткл</w:t>
       </w:r>
+      <w:bookmarkEnd w:id="20"/>
     </w:p>
     <w:tbl>
       <w:tblPr>
@@ -15945,22 +15858,15 @@
     <w:p>
       <w:pPr>
         <w:pStyle w:val="a"/>
-        <w:rPr>
-          <w:highlight w:val="green"/>
-        </w:rPr>
       </w:pPr>
+      <w:bookmarkStart w:id="21" w:name="_Ref195522309"/>
       <w:r>
-        <w:rPr>
-          <w:highlight w:val="green"/>
-        </w:rPr>
-        <w:t xml:space="preserve">Выходные реле устройства ЮНИТ-М300 для проверки </w:t>
+        <w:t xml:space="preserve">Выходные реле ЮНИТ-М300 для проверки </w:t>
       </w:r>
       <w:r>
-        <w:rPr>
-          <w:highlight w:val="green"/>
-        </w:rPr>
-        <w:t>проверки ЛО ГЗсигн</w:t>
+        <w:t>ЛО ГЗсигн</w:t>
       </w:r>
+      <w:bookmarkEnd w:id="21"/>
     </w:p>
     <w:tbl>
       <w:tblPr>
@@ -17237,22 +17143,15 @@
     <w:p>
       <w:pPr>
         <w:pStyle w:val="a"/>
-        <w:rPr>
-          <w:highlight w:val="green"/>
-        </w:rPr>
       </w:pPr>
+      <w:bookmarkStart w:id="22" w:name="_Ref195522346"/>
       <w:r>
-        <w:rPr>
-          <w:highlight w:val="green"/>
-        </w:rPr>
-        <w:t xml:space="preserve">Выходные реле устройства ЮНИТ-М300 для проверки </w:t>
+        <w:t xml:space="preserve">Выходные реле ЮНИТ-М300 для проверки </w:t>
       </w:r>
       <w:r>
-        <w:rPr>
-          <w:highlight w:val="green"/>
-        </w:rPr>
         <w:t>ЛО ДТм</w:t>
       </w:r>
+      <w:bookmarkEnd w:id="22"/>
     </w:p>
     <w:tbl>
       <w:tblPr>
@@ -18528,22 +18427,12 @@
     <w:p>
       <w:pPr>
         <w:pStyle w:val="a"/>
-        <w:rPr>
-          <w:highlight w:val="green"/>
-        </w:rPr>
       </w:pPr>
+      <w:bookmarkStart w:id="23" w:name="_Ref195522355"/>
       <w:r>
-        <w:rPr>
-          <w:highlight w:val="green"/>
-        </w:rPr>
-        <w:t>Выходные реле устройства ЮНИТ-М300 для проверки ЛО ДТ</w:t>
+        <w:t>Выходные реле ЮНИТ-М300 для проверки ЛО ДТо</w:t>
       </w:r>
-      <w:r>
-        <w:rPr>
-          <w:highlight w:val="green"/>
-        </w:rPr>
-        <w:t>о</w:t>
-      </w:r>
+      <w:bookmarkEnd w:id="23"/>
     </w:p>
     <w:tbl>
       <w:tblPr>
@@ -19850,22 +19739,12 @@
     <w:p>
       <w:pPr>
         <w:pStyle w:val="a"/>
-        <w:rPr>
-          <w:highlight w:val="green"/>
-        </w:rPr>
       </w:pPr>
+      <w:bookmarkStart w:id="24" w:name="_Ref195522364"/>
       <w:r>
-        <w:rPr>
-          <w:highlight w:val="green"/>
-        </w:rPr>
-        <w:t xml:space="preserve">Выходные реле устройства ЮНИТ-М300 для проверки ЛО </w:t>
+        <w:t>Выходные реле ЮНИТ-М300 для проверки ЛО РД</w:t>
       </w:r>
-      <w:r>
-        <w:rPr>
-          <w:highlight w:val="green"/>
-        </w:rPr>
-        <w:t>РД</w:t>
-      </w:r>
+      <w:bookmarkEnd w:id="24"/>
     </w:p>
     <w:tbl>
       <w:tblPr>
@@ -21141,22 +21020,12 @@
     <w:p>
       <w:pPr>
         <w:pStyle w:val="a"/>
-        <w:rPr>
-          <w:highlight w:val="green"/>
-        </w:rPr>
       </w:pPr>
+      <w:bookmarkStart w:id="25" w:name="_Ref195522371"/>
       <w:r>
-        <w:rPr>
-          <w:highlight w:val="green"/>
-        </w:rPr>
-        <w:t xml:space="preserve">Выходные реле устройства ЮНИТ-М300 для проверки ЛО </w:t>
+        <w:t>Выходные реле ЮНИТ-М300 для проверки ЛО ПК</w:t>
       </w:r>
-      <w:r>
-        <w:rPr>
-          <w:highlight w:val="green"/>
-        </w:rPr>
-        <w:t>ПК</w:t>
-      </w:r>
+      <w:bookmarkEnd w:id="25"/>
     </w:p>
     <w:tbl>
       <w:tblPr>
@@ -22432,23 +22301,13 @@
     <w:p>
       <w:pPr>
         <w:pStyle w:val="a"/>
-        <w:rPr>
-          <w:highlight w:val="green"/>
-        </w:rPr>
       </w:pPr>
+      <w:bookmarkStart w:id="26" w:name="_Ref195522381"/>
       <w:r>
-        <w:rPr>
-          <w:highlight w:val="green"/>
-        </w:rPr>
         <w:lastRenderedPageBreak/>
-        <w:t xml:space="preserve">Выходные реле устройства ЮНИТ-М300 для проверки ЛО </w:t>
+        <w:t>Выходные реле ЮНИТ-М300 для проверки ЛО ОК</w:t>
       </w:r>
-      <w:r>
-        <w:rPr>
-          <w:highlight w:val="green"/>
-        </w:rPr>
-        <w:t>ОК</w:t>
-      </w:r>
+      <w:bookmarkEnd w:id="26"/>
     </w:p>
     <w:tbl>
       <w:tblPr>
@@ -23748,22 +23607,12 @@
     <w:p>
       <w:pPr>
         <w:pStyle w:val="a"/>
-        <w:rPr>
-          <w:highlight w:val="green"/>
-        </w:rPr>
       </w:pPr>
+      <w:bookmarkStart w:id="27" w:name="_Ref195521083"/>
       <w:r>
-        <w:rPr>
-          <w:highlight w:val="green"/>
-        </w:rPr>
-        <w:t xml:space="preserve">Выходные реле устройства ЮНИТ-М300 для проверки ЛО </w:t>
+        <w:t>Выходные реле ЮНИТ-М300 для проверки ЛО ДУм расширителя</w:t>
       </w:r>
-      <w:r>
-        <w:rPr>
-          <w:highlight w:val="green"/>
-        </w:rPr>
-        <w:t>ДУм расширителя</w:t>
-      </w:r>
+      <w:bookmarkEnd w:id="27"/>
     </w:p>
     <w:tbl>
       <w:tblPr>
@@ -25045,13 +24894,8 @@
         </w:numPr>
         <w:ind w:left="709"/>
       </w:pPr>
-    </w:p>
-    <w:p>
-      <w:pPr>
-        <w:pStyle w:val="a5"/>
-      </w:pPr>
-      <w:bookmarkStart w:id="18" w:name="_GoBack"/>
-      <w:bookmarkEnd w:id="18"/>
+      <w:bookmarkStart w:id="28" w:name="_GoBack"/>
+      <w:bookmarkEnd w:id="28"/>
     </w:p>
     <w:sectPr>
       <w:headerReference w:type="default" r:id="rId12"/>
@@ -25497,27 +25341,14 @@
           <w:r>
             <w:t>/</w:t>
           </w:r>
-          <w:r>
-            <w:fldChar w:fldCharType="begin"/>
-          </w:r>
-          <w:r>
-            <w:instrText xml:space="preserve"> NUMPAGES   \* MERGEFORMAT </w:instrText>
-          </w:r>
-          <w:r>
-            <w:fldChar w:fldCharType="separate"/>
-          </w:r>
-          <w:r>
-            <w:rPr>
-              <w:noProof/>
-            </w:rPr>
-            <w:t>12</w:t>
-          </w:r>
-          <w:r>
-            <w:rPr>
-              <w:noProof/>
-            </w:rPr>
-            <w:fldChar w:fldCharType="end"/>
-          </w:r>
+          <w:fldSimple w:instr=" NUMPAGES   \* MERGEFORMAT ">
+            <w:r>
+              <w:rPr>
+                <w:noProof/>
+              </w:rPr>
+              <w:t>12</w:t>
+            </w:r>
+          </w:fldSimple>
         </w:p>
       </w:tc>
     </w:tr>
@@ -27740,7 +27571,7 @@
 </file>
 
 <file path=customXml/itemProps1.xml><?xml version="1.0" encoding="utf-8"?>
-<ds:datastoreItem xmlns:ds="http://schemas.openxmlformats.org/officeDocument/2006/customXml" ds:itemID="{0F4BD4D2-2422-436B-B452-733BB7D9F375}">
+<ds:datastoreItem xmlns:ds="http://schemas.openxmlformats.org/officeDocument/2006/customXml" ds:itemID="{DC67BE94-83F3-4B21-8E2E-090BF7ADC808}">
   <ds:schemaRefs>
     <ds:schemaRef ds:uri="http://schemas.openxmlformats.org/officeDocument/2006/bibliography"/>
   </ds:schemaRefs>
